--- a/documentacao/arquivos/controle-qualidade/LabMedSys - Modulo Controle da Qualidade - Fora do menu - Visao Geral.docx
+++ b/documentacao/arquivos/controle-qualidade/LabMedSys - Modulo Controle da Qualidade - Fora do menu - Visao Geral.docx
@@ -946,7 +946,7 @@
               <w:rPr>
                 <w:szCs w:val="20"/>
               </w:rPr>
-              <w:t>30/10/2026</w:t>
+              <w:t>31/10/2026</w:t>
             </w:r>
           </w:p>
         </w:tc>
@@ -3651,10 +3651,10 @@
         <w:tblLook w:val="04A0" w:firstRow="1" w:lastRow="0" w:firstColumn="1" w:lastColumn="0" w:noHBand="0" w:noVBand="1"/>
       </w:tblPr>
       <w:tblGrid>
-        <w:gridCol w:w="473"/>
-        <w:gridCol w:w="2854"/>
-        <w:gridCol w:w="1548"/>
-        <w:gridCol w:w="4756"/>
+        <w:gridCol w:w="464"/>
+        <w:gridCol w:w="2764"/>
+        <w:gridCol w:w="1590"/>
+        <w:gridCol w:w="4813"/>
       </w:tblGrid>
       <w:tr>
         <w:trPr>
@@ -3663,7 +3663,7 @@
         </w:trPr>
         <w:tc>
           <w:tcPr>
-            <w:tcW w:w="473" w:type="dxa"/>
+            <w:tcW w:w="464" w:type="dxa"/>
             <w:shd w:val="clear" w:color="auto" w:fill="D9D9D9" w:themeFill="background1" w:themeFillShade="D9"/>
           </w:tcPr>
           <w:p>
@@ -3691,7 +3691,7 @@
         </w:tc>
         <w:tc>
           <w:tcPr>
-            <w:tcW w:w="2854" w:type="dxa"/>
+            <w:tcW w:w="2764" w:type="dxa"/>
             <w:shd w:val="clear" w:color="auto" w:fill="D9D9D9" w:themeFill="background1" w:themeFillShade="D9"/>
           </w:tcPr>
           <w:p>
@@ -3719,7 +3719,7 @@
         </w:tc>
         <w:tc>
           <w:tcPr>
-            <w:tcW w:w="1548" w:type="dxa"/>
+            <w:tcW w:w="1590" w:type="dxa"/>
             <w:shd w:val="clear" w:color="auto" w:fill="D9D9D9" w:themeFill="background1" w:themeFillShade="D9"/>
           </w:tcPr>
           <w:p>
@@ -3747,7 +3747,7 @@
         </w:tc>
         <w:tc>
           <w:tcPr>
-            <w:tcW w:w="4756" w:type="dxa"/>
+            <w:tcW w:w="4813" w:type="dxa"/>
             <w:shd w:val="clear" w:color="auto" w:fill="D9D9D9" w:themeFill="background1" w:themeFillShade="D9"/>
           </w:tcPr>
           <w:p>
@@ -3780,7 +3780,7 @@
         </w:trPr>
         <w:tc>
           <w:tcPr>
-            <w:tcW w:w="473" w:type="dxa"/>
+            <w:tcW w:w="464" w:type="dxa"/>
           </w:tcPr>
           <w:p>
             <w:pPr>
@@ -3803,7 +3803,7 @@
         </w:tc>
         <w:tc>
           <w:tcPr>
-            <w:tcW w:w="2854" w:type="dxa"/>
+            <w:tcW w:w="2764" w:type="dxa"/>
           </w:tcPr>
           <w:p>
             <w:pPr>
@@ -3826,7 +3826,7 @@
         </w:tc>
         <w:tc>
           <w:tcPr>
-            <w:tcW w:w="1548" w:type="dxa"/>
+            <w:tcW w:w="1590" w:type="dxa"/>
           </w:tcPr>
           <w:p>
             <w:pPr>
@@ -3849,7 +3849,7 @@
         </w:tc>
         <w:tc>
           <w:tcPr>
-            <w:tcW w:w="4756" w:type="dxa"/>
+            <w:tcW w:w="4813" w:type="dxa"/>
           </w:tcPr>
           <w:p>
             <w:pPr>
@@ -3877,7 +3877,7 @@
         </w:trPr>
         <w:tc>
           <w:tcPr>
-            <w:tcW w:w="473" w:type="dxa"/>
+            <w:tcW w:w="464" w:type="dxa"/>
           </w:tcPr>
           <w:p>
             <w:pPr>
@@ -3900,7 +3900,7 @@
         </w:tc>
         <w:tc>
           <w:tcPr>
-            <w:tcW w:w="2854" w:type="dxa"/>
+            <w:tcW w:w="2764" w:type="dxa"/>
           </w:tcPr>
           <w:p>
             <w:pPr>
@@ -3923,7 +3923,7 @@
         </w:tc>
         <w:tc>
           <w:tcPr>
-            <w:tcW w:w="1548" w:type="dxa"/>
+            <w:tcW w:w="1590" w:type="dxa"/>
           </w:tcPr>
           <w:p>
             <w:pPr>
@@ -3940,13 +3940,13 @@
                 <w:sz w:val="18"/>
                 <w:szCs w:val="20"/>
               </w:rPr>
-              <w:t xml:space="preserve">Não abre</w:t>
+              <w:t xml:space="preserve">Bloqueada no teste</w:t>
             </w:r>
           </w:p>
         </w:tc>
         <w:tc>
           <w:tcPr>
-            <w:tcW w:w="4756" w:type="dxa"/>
+            <w:tcW w:w="4813" w:type="dxa"/>
           </w:tcPr>
           <w:p>
             <w:pPr>
@@ -3963,7 +3963,7 @@
                 <w:sz w:val="18"/>
                 <w:szCs w:val="20"/>
               </w:rPr>
-              <w:t xml:space="preserve">Versão antiga do cadastro; recusa todos os perfis, até o administrador.</w:t>
+              <w:t xml:space="preserve">Versão antiga do cadastro; recusa todos os perfis, até o administrador, com HTTP 200 (DV-CQ-046); nunca vista.</w:t>
             </w:r>
           </w:p>
         </w:tc>
@@ -3974,7 +3974,7 @@
         </w:trPr>
         <w:tc>
           <w:tcPr>
-            <w:tcW w:w="473" w:type="dxa"/>
+            <w:tcW w:w="464" w:type="dxa"/>
           </w:tcPr>
           <w:p>
             <w:pPr>
@@ -3997,7 +3997,7 @@
         </w:tc>
         <w:tc>
           <w:tcPr>
-            <w:tcW w:w="2854" w:type="dxa"/>
+            <w:tcW w:w="2764" w:type="dxa"/>
           </w:tcPr>
           <w:p>
             <w:pPr>
@@ -4020,7 +4020,7 @@
         </w:tc>
         <w:tc>
           <w:tcPr>
-            <w:tcW w:w="1548" w:type="dxa"/>
+            <w:tcW w:w="1590" w:type="dxa"/>
           </w:tcPr>
           <w:p>
             <w:pPr>
@@ -4043,7 +4043,7 @@
         </w:tc>
         <w:tc>
           <w:tcPr>
-            <w:tcW w:w="4756" w:type="dxa"/>
+            <w:tcW w:w="4813" w:type="dxa"/>
           </w:tcPr>
           <w:p>
             <w:pPr>
@@ -4071,7 +4071,7 @@
         </w:trPr>
         <w:tc>
           <w:tcPr>
-            <w:tcW w:w="473" w:type="dxa"/>
+            <w:tcW w:w="464" w:type="dxa"/>
           </w:tcPr>
           <w:p>
             <w:pPr>
@@ -4094,7 +4094,7 @@
         </w:tc>
         <w:tc>
           <w:tcPr>
-            <w:tcW w:w="2854" w:type="dxa"/>
+            <w:tcW w:w="2764" w:type="dxa"/>
           </w:tcPr>
           <w:p>
             <w:pPr>
@@ -4117,7 +4117,7 @@
         </w:tc>
         <w:tc>
           <w:tcPr>
-            <w:tcW w:w="1548" w:type="dxa"/>
+            <w:tcW w:w="1590" w:type="dxa"/>
           </w:tcPr>
           <w:p>
             <w:pPr>
@@ -4140,7 +4140,7 @@
         </w:tc>
         <w:tc>
           <w:tcPr>
-            <w:tcW w:w="4756" w:type="dxa"/>
+            <w:tcW w:w="4813" w:type="dxa"/>
           </w:tcPr>
           <w:p>
             <w:pPr>
@@ -4168,7 +4168,7 @@
         </w:trPr>
         <w:tc>
           <w:tcPr>
-            <w:tcW w:w="473" w:type="dxa"/>
+            <w:tcW w:w="464" w:type="dxa"/>
           </w:tcPr>
           <w:p>
             <w:pPr>
@@ -4191,7 +4191,7 @@
         </w:tc>
         <w:tc>
           <w:tcPr>
-            <w:tcW w:w="2854" w:type="dxa"/>
+            <w:tcW w:w="2764" w:type="dxa"/>
           </w:tcPr>
           <w:p>
             <w:pPr>
@@ -4214,7 +4214,7 @@
         </w:tc>
         <w:tc>
           <w:tcPr>
-            <w:tcW w:w="1548" w:type="dxa"/>
+            <w:tcW w:w="1590" w:type="dxa"/>
           </w:tcPr>
           <w:p>
             <w:pPr>
@@ -4237,7 +4237,7 @@
         </w:tc>
         <w:tc>
           <w:tcPr>
-            <w:tcW w:w="4756" w:type="dxa"/>
+            <w:tcW w:w="4813" w:type="dxa"/>
           </w:tcPr>
           <w:p>
             <w:pPr>
@@ -4325,7 +4325,7 @@
         <w:rPr>
           <w:szCs w:val="20"/>
         </w:rPr>
-        <w:t xml:space="preserve"> Não abre: 2; Protótipo: 3.</w:t>
+        <w:t xml:space="preserve"> Não abre: 1; Bloqueada no teste: 1; Protótipo: 3 (atualizado em 31/10/2026).</w:t>
       </w:r>
     </w:p>
     <w:p>
@@ -4345,13 +4345,13 @@
           <w:bCs/>
           <w:szCs w:val="20"/>
         </w:rPr>
-        <w:t xml:space="preserve">O que ainda falta testar:</w:t>
+        <w:t xml:space="preserve">Testes feitos em 31/10/2026 (só leitura, administrador):</w:t>
       </w:r>
       <w:r>
         <w:rPr>
           <w:szCs w:val="20"/>
         </w:rPr>
-        <w:t xml:space="preserve"> abrir o endereço da consulta de coletas pendentes no ambiente (CT-CQ-F01-01) e clicar no segundo item "Verificação de Amostragens" do menu (CT-CQ-F02-01).</w:t>
+        <w:t xml:space="preserve"> a consulta de coletas pendentes responde HTTP 404 nos três caminhos possíveis (CT-CQ-F01-01, passou) e o segundo item "Verificação de Amostragens" do menu leva à tela de sempre, enquanto a segunda versão pelo endereço recusa o administrador com HTTP 200 (CT-CQ-F02-01, passou; DV-CQ-046).</w:t>
       </w:r>
     </w:p>
     <w:p>
